--- a/business/mercado.docx
+++ b/business/mercado.docx
@@ -1167,12 +1167,7 @@
     <w:p/>
     <w:p>
       <w:r>
-        <w:rPr>
-          <w:b w:val="0"/>
-          <w:i w:val="0"/>
-          <w:sz w:val="22"/>
-        </w:rPr>
-        <w:t>PgPilot no aspira a competir con pganalyze en US. Aspira a ser la opción default en LATAM — nicho geográfico que ningún competidor atiende con foco. Funciona si la hipótesis 'developers LATAM prefieren tooling en español con pricing accesible' se valida en F6-F8.</w:t>
+        <w:t>PgPilot no aspira a competir con pganalyze en US. Aspira a ser la opción default en LATAM — nicho geográfico que ningún competidor atiende con foco. La hipótesis 'developers LATAM prefieren tooling en español con pricing accesible y modo offline' tiene señales fuertes en las 3 entrevistas F6/F7/F8 (los 3 son LATAM, ninguno usa pganalyze ni EverSQL, los 3 valoran read-only/privacidad, Raúl F8 pide self-hosted explícito); la prueba comercial real es post-Demo Day en los primeros pilotos.</w:t>
       </w:r>
     </w:p>
     <w:p>
@@ -1202,10 +1197,7 @@
         <w:pStyle w:val="ListBullet"/>
       </w:pPr>
       <w:r>
-        <w:rPr>
-          <w:sz w:val="22"/>
-        </w:rPr>
-        <w:t>El 20 % willingness-to-pay no está validado para LATAM Postgres específicamente. F6-F8 deben ajustarlo.</w:t>
+        <w:t>El 20 % willingness-to-pay no está validado a nivel agregado de LATAM Postgres específicamente. Señal a nivel individual: en las 3 entrevistas F6/F7/F8 ninguno objetó el rango $50-200/BD y Raúl (F8) validó explícitamente $200/mes ('yo la compraría sin pensarlo'). Ajuste al alza o baja a nivel mercado se confirma con los primeros pilotos pagados post-Demo Day.</w:t>
       </w:r>
     </w:p>
     <w:p>
